--- a/sample_documents/generated/ESC-PRC-01_escalation-procedure.docx
+++ b/sample_documents/generated/ESC-PRC-01_escalation-procedure.docx
@@ -22,7 +22,7 @@
     </w:p>
     <w:p>
       <w:r>
-        <w:t>Version: 2.2</w:t>
+        <w:t>Version: 2.3</w:t>
       </w:r>
     </w:p>
     <w:p>
@@ -150,6 +150,19 @@
     <w:p>
       <w:r>
         <w:t>Any request that can only be met by an exception to company policy requires Supervisor Review (Level 1) before the customer is promised anything.</w:t>
+      </w:r>
+    </w:p>
+    <w:p>
+      <w:pPr>
+        <w:pStyle w:val="Heading2"/>
+      </w:pPr>
+      <w:r>
+        <w:t>3.7 Severe Service Failures</w:t>
+      </w:r>
+    </w:p>
+    <w:p>
+      <w:r>
+        <w:t>An order more than 15 business days late, or a replacement or repair chased again after an earlier complaint, requires Supervisor Review (Level 1).</w:t>
       </w:r>
     </w:p>
     <w:p>
